--- a/public/assets/files/niestacjonarne/SAD.docx
+++ b/public/assets/files/niestacjonarne/SAD.docx
@@ -523,6 +523,7 @@
                 <w:i w:val="0"/>
                 <w:sz w:val="22"/>
               </w:rPr>
+              <w:t>I</w:t>
             </w:r>
           </w:p>
         </w:tc>
@@ -560,6 +561,7 @@
                 <w:i w:val="0"/>
                 <w:sz w:val="22"/>
               </w:rPr>
+              <w:t>obligatoryjny</w:t>
             </w:r>
           </w:p>
         </w:tc>

--- a/public/assets/files/niestacjonarne/SAD.docx
+++ b/public/assets/files/niestacjonarne/SAD.docx
@@ -681,12 +681,22 @@
         <w:tblW w:w="5000" w:type="pct"/>
       </w:tblPr>
       <w:tblGrid>
-        <w:gridCol w:w="9972"/>
+        <w:gridCol w:w="997"/>
+        <w:gridCol w:w="997"/>
+        <w:gridCol w:w="997"/>
+        <w:gridCol w:w="997"/>
+        <w:gridCol w:w="997"/>
+        <w:gridCol w:w="997"/>
+        <w:gridCol w:w="997"/>
+        <w:gridCol w:w="997"/>
+        <w:gridCol w:w="997"/>
+        <w:gridCol w:w="997"/>
       </w:tblGrid>
       <w:tr>
         <w:tc>
           <w:tcPr>
-            <w:tcW w:type="dxa" w:w="9972"/>
+            <w:tcW w:type="dxa" w:w="9970"/>
+            <w:gridSpan w:val="10"/>
             <w:shd w:val="clear" w:color="auto" w:fill="D9D9D9"/>
           </w:tcPr>
           <w:p>
@@ -705,31 +715,34 @@
           </w:p>
         </w:tc>
       </w:tr>
-    </w:tbl>
-    <w:tbl>
-      <w:tblPr>
-        <w:tblW w:type="auto" w:w="0"/>
-        <w:tblLook w:firstColumn="1" w:firstRow="1" w:lastColumn="0" w:lastRow="0" w:noHBand="0" w:noVBand="1" w:val="04A0"/>
-        <w:tblBorders>
-          <w:top w:val="single" w:sz="4" w:space="0" w:color="000000"/>
-          <w:left w:val="single" w:sz="4" w:space="0" w:color="000000"/>
-          <w:bottom w:val="single" w:sz="4" w:space="0" w:color="000000"/>
-          <w:right w:val="single" w:sz="4" w:space="0" w:color="000000"/>
-          <w:insideH w:val="single" w:sz="4" w:space="0" w:color="000000"/>
-          <w:insideV w:val="single" w:sz="4" w:space="0" w:color="000000"/>
-        </w:tblBorders>
-        <w:tblW w:w="5000" w:type="pct"/>
-      </w:tblPr>
-      <w:tblGrid>
-        <w:gridCol w:w="2493"/>
-        <w:gridCol w:w="2493"/>
-        <w:gridCol w:w="2493"/>
-        <w:gridCol w:w="2493"/>
-      </w:tblGrid>
       <w:tr>
         <w:tc>
           <w:tcPr>
-            <w:tcW w:type="dxa" w:w="2493"/>
+            <w:tcW w:type="dxa" w:w="9970"/>
+            <w:gridSpan w:val="10"/>
+            <w:shd w:val="clear" w:color="auto" w:fill="D9D9D9"/>
+          </w:tcPr>
+          <w:p>
+            <w:pPr>
+              <w:spacing w:before="20" w:after="20"/>
+            </w:pPr>
+            <w:r>
+              <w:rPr>
+                <w:rFonts w:ascii="Aptos" w:hAnsi="Aptos"/>
+                <w:b w:val="0"/>
+                <w:i w:val="0"/>
+                <w:sz w:val="16"/>
+              </w:rPr>
+              <w:t>Wymiar godzinowy (liczba godzin w semestrze)</w:t>
+            </w:r>
+          </w:p>
+        </w:tc>
+      </w:tr>
+      <w:tr>
+        <w:tc>
+          <w:tcPr>
+            <w:tcW w:type="dxa" w:w="1994"/>
+            <w:gridSpan w:val="2"/>
             <w:shd w:val="clear" w:color="auto" w:fill="D9D9D9"/>
           </w:tcPr>
           <w:p>
@@ -749,7 +762,8 @@
         </w:tc>
         <w:tc>
           <w:tcPr>
-            <w:tcW w:type="dxa" w:w="2493"/>
+            <w:tcW w:type="dxa" w:w="2991"/>
+            <w:gridSpan w:val="3"/>
             <w:shd w:val="clear" w:color="auto" w:fill="D9D9D9"/>
           </w:tcPr>
           <w:p>
@@ -769,7 +783,8 @@
         </w:tc>
         <w:tc>
           <w:tcPr>
-            <w:tcW w:type="dxa" w:w="2493"/>
+            <w:tcW w:type="dxa" w:w="2991"/>
+            <w:gridSpan w:val="3"/>
             <w:shd w:val="clear" w:color="auto" w:fill="D9D9D9"/>
           </w:tcPr>
           <w:p>
@@ -789,7 +804,8 @@
         </w:tc>
         <w:tc>
           <w:tcPr>
-            <w:tcW w:type="dxa" w:w="2493"/>
+            <w:tcW w:type="dxa" w:w="1994"/>
+            <w:gridSpan w:val="2"/>
             <w:shd w:val="clear" w:color="auto" w:fill="D9D9D9"/>
           </w:tcPr>
           <w:p>
@@ -811,7 +827,8 @@
       <w:tr>
         <w:tc>
           <w:tcPr>
-            <w:tcW w:type="dxa" w:w="2493"/>
+            <w:tcW w:type="dxa" w:w="1994"/>
+            <w:gridSpan w:val="2"/>
           </w:tcPr>
           <w:p>
             <w:pPr>
@@ -830,7 +847,8 @@
         </w:tc>
         <w:tc>
           <w:tcPr>
-            <w:tcW w:type="dxa" w:w="2493"/>
+            <w:tcW w:type="dxa" w:w="2991"/>
+            <w:gridSpan w:val="3"/>
           </w:tcPr>
           <w:p>
             <w:pPr>
@@ -849,7 +867,8 @@
         </w:tc>
         <w:tc>
           <w:tcPr>
-            <w:tcW w:type="dxa" w:w="2493"/>
+            <w:tcW w:type="dxa" w:w="2991"/>
+            <w:gridSpan w:val="3"/>
           </w:tcPr>
           <w:p>
             <w:pPr>
@@ -868,7 +887,8 @@
         </w:tc>
         <w:tc>
           <w:tcPr>
-            <w:tcW w:type="dxa" w:w="2493"/>
+            <w:tcW w:type="dxa" w:w="1994"/>
+            <w:gridSpan w:val="2"/>
           </w:tcPr>
           <w:p>
             <w:pPr>
@@ -886,30 +906,34 @@
           </w:p>
         </w:tc>
       </w:tr>
-    </w:tbl>
-    <w:tbl>
-      <w:tblPr>
-        <w:tblW w:type="auto" w:w="0"/>
-        <w:tblLook w:firstColumn="1" w:firstRow="1" w:lastColumn="0" w:lastRow="0" w:noHBand="0" w:noVBand="1" w:val="04A0"/>
-        <w:tblBorders>
-          <w:top w:val="single" w:sz="4" w:space="0" w:color="000000"/>
-          <w:left w:val="single" w:sz="4" w:space="0" w:color="000000"/>
-          <w:bottom w:val="single" w:sz="4" w:space="0" w:color="000000"/>
-          <w:right w:val="single" w:sz="4" w:space="0" w:color="000000"/>
-          <w:insideH w:val="single" w:sz="4" w:space="0" w:color="000000"/>
-          <w:insideV w:val="single" w:sz="4" w:space="0" w:color="000000"/>
-        </w:tblBorders>
-        <w:tblW w:w="5000" w:type="pct"/>
-      </w:tblPr>
-      <w:tblGrid>
-        <w:gridCol w:w="3324"/>
-        <w:gridCol w:w="3324"/>
-        <w:gridCol w:w="3324"/>
-      </w:tblGrid>
       <w:tr>
         <w:tc>
           <w:tcPr>
-            <w:tcW w:type="dxa" w:w="3324"/>
+            <w:tcW w:type="dxa" w:w="9970"/>
+            <w:gridSpan w:val="10"/>
+            <w:shd w:val="clear" w:color="auto" w:fill="D9D9D9"/>
+          </w:tcPr>
+          <w:p>
+            <w:pPr>
+              <w:spacing w:before="20" w:after="20"/>
+            </w:pPr>
+            <w:r>
+              <w:rPr>
+                <w:rFonts w:ascii="Aptos" w:hAnsi="Aptos"/>
+                <w:b/>
+                <w:i w:val="0"/>
+                <w:sz w:val="22"/>
+              </w:rPr>
+              <w:t>Bilans ECTS</w:t>
+            </w:r>
+          </w:p>
+        </w:tc>
+      </w:tr>
+      <w:tr>
+        <w:tc>
+          <w:tcPr>
+            <w:tcW w:type="dxa" w:w="4985"/>
+            <w:gridSpan w:val="5"/>
             <w:shd w:val="clear" w:color="auto" w:fill="D9D9D9"/>
           </w:tcPr>
           <w:p>
@@ -929,7 +953,8 @@
         </w:tc>
         <w:tc>
           <w:tcPr>
-            <w:tcW w:type="dxa" w:w="3324"/>
+            <w:tcW w:type="dxa" w:w="2991"/>
+            <w:gridSpan w:val="3"/>
             <w:shd w:val="clear" w:color="auto" w:fill="D9D9D9"/>
           </w:tcPr>
           <w:p>
@@ -949,7 +974,8 @@
         </w:tc>
         <w:tc>
           <w:tcPr>
-            <w:tcW w:type="dxa" w:w="3324"/>
+            <w:tcW w:type="dxa" w:w="1994"/>
+            <w:gridSpan w:val="2"/>
             <w:shd w:val="clear" w:color="auto" w:fill="D9D9D9"/>
           </w:tcPr>
           <w:p>
@@ -971,7 +997,8 @@
       <w:tr>
         <w:tc>
           <w:tcPr>
-            <w:tcW w:type="dxa" w:w="3324"/>
+            <w:tcW w:type="dxa" w:w="4985"/>
+            <w:gridSpan w:val="5"/>
           </w:tcPr>
           <w:p>
             <w:pPr>
@@ -990,7 +1017,8 @@
         </w:tc>
         <w:tc>
           <w:tcPr>
-            <w:tcW w:type="dxa" w:w="3324"/>
+            <w:tcW w:type="dxa" w:w="2991"/>
+            <w:gridSpan w:val="3"/>
           </w:tcPr>
           <w:p>
             <w:pPr>
@@ -1009,7 +1037,8 @@
         </w:tc>
         <w:tc>
           <w:tcPr>
-            <w:tcW w:type="dxa" w:w="3324"/>
+            <w:tcW w:type="dxa" w:w="1994"/>
+            <w:gridSpan w:val="2"/>
           </w:tcPr>
           <w:p>
             <w:pPr>
@@ -1030,7 +1059,8 @@
       <w:tr>
         <w:tc>
           <w:tcPr>
-            <w:tcW w:type="dxa" w:w="3324"/>
+            <w:tcW w:type="dxa" w:w="4985"/>
+            <w:gridSpan w:val="5"/>
           </w:tcPr>
           <w:p>
             <w:pPr>
@@ -1049,7 +1079,8 @@
         </w:tc>
         <w:tc>
           <w:tcPr>
-            <w:tcW w:type="dxa" w:w="3324"/>
+            <w:tcW w:type="dxa" w:w="2991"/>
+            <w:gridSpan w:val="3"/>
           </w:tcPr>
           <w:p>
             <w:pPr>
@@ -1068,7 +1099,8 @@
         </w:tc>
         <w:tc>
           <w:tcPr>
-            <w:tcW w:type="dxa" w:w="3324"/>
+            <w:tcW w:type="dxa" w:w="1994"/>
+            <w:gridSpan w:val="2"/>
           </w:tcPr>
           <w:p>
             <w:pPr>
@@ -1089,7 +1121,29 @@
       <w:tr>
         <w:tc>
           <w:tcPr>
-            <w:tcW w:type="dxa" w:w="3324"/>
+            <w:tcW w:type="dxa" w:w="4985"/>
+            <w:gridSpan w:val="5"/>
+            <w:shd w:val="clear" w:color="auto" w:fill="D9D9D9"/>
+          </w:tcPr>
+          <w:p>
+            <w:pPr>
+              <w:spacing w:before="20" w:after="20"/>
+            </w:pPr>
+            <w:r>
+              <w:rPr>
+                <w:rFonts w:ascii="Aptos" w:hAnsi="Aptos"/>
+                <w:b/>
+                <w:i w:val="0"/>
+                <w:sz w:val="16"/>
+              </w:rPr>
+              <w:t>Opis samodzielnej pracy studenta</w:t>
+            </w:r>
+          </w:p>
+        </w:tc>
+        <w:tc>
+          <w:tcPr>
+            <w:tcW w:type="dxa" w:w="4985"/>
+            <w:gridSpan w:val="5"/>
           </w:tcPr>
           <w:p>
             <w:pPr>
@@ -1102,45 +1156,6 @@
                 <w:i w:val="0"/>
                 <w:sz w:val="22"/>
               </w:rPr>
-              <w:t>Suma</w:t>
-            </w:r>
-          </w:p>
-        </w:tc>
-        <w:tc>
-          <w:tcPr>
-            <w:tcW w:type="dxa" w:w="3324"/>
-          </w:tcPr>
-          <w:p>
-            <w:pPr>
-              <w:spacing w:before="20" w:after="20"/>
-            </w:pPr>
-            <w:r>
-              <w:rPr>
-                <w:rFonts w:ascii="Aptos" w:hAnsi="Aptos"/>
-                <w:b w:val="0"/>
-                <w:i w:val="0"/>
-                <w:sz w:val="22"/>
-              </w:rPr>
-              <w:t>125</w:t>
-            </w:r>
-          </w:p>
-        </w:tc>
-        <w:tc>
-          <w:tcPr>
-            <w:tcW w:type="dxa" w:w="3324"/>
-          </w:tcPr>
-          <w:p>
-            <w:pPr>
-              <w:spacing w:before="20" w:after="20"/>
-            </w:pPr>
-            <w:r>
-              <w:rPr>
-                <w:rFonts w:ascii="Aptos" w:hAnsi="Aptos"/>
-                <w:b w:val="0"/>
-                <w:i w:val="0"/>
-                <w:sz w:val="22"/>
-              </w:rPr>
-              <w:t>5</w:t>
             </w:r>
           </w:p>
         </w:tc>
@@ -2194,14 +2209,14 @@
         <w:tblW w:w="5000" w:type="pct"/>
       </w:tblPr>
       <w:tblGrid>
-        <w:gridCol w:w="3324"/>
-        <w:gridCol w:w="3324"/>
-        <w:gridCol w:w="3324"/>
+        <w:gridCol w:w="680"/>
+        <w:gridCol w:w="4536"/>
+        <w:gridCol w:w="4252"/>
       </w:tblGrid>
       <w:tr>
         <w:tc>
           <w:tcPr>
-            <w:tcW w:type="dxa" w:w="9972"/>
+            <w:tcW w:type="dxa" w:w="9468"/>
             <w:gridSpan w:val="3"/>
             <w:shd w:val="clear" w:color="auto" w:fill="D9D9D9"/>
           </w:tcPr>
@@ -2224,7 +2239,7 @@
       <w:tr>
         <w:tc>
           <w:tcPr>
-            <w:tcW w:type="dxa" w:w="3324"/>
+            <w:tcW w:type="dxa" w:w="680"/>
             <w:shd w:val="clear" w:color="auto" w:fill="D9D9D9"/>
           </w:tcPr>
           <w:p>
@@ -2244,7 +2259,7 @@
         </w:tc>
         <w:tc>
           <w:tcPr>
-            <w:tcW w:type="dxa" w:w="3324"/>
+            <w:tcW w:type="dxa" w:w="4536"/>
             <w:shd w:val="clear" w:color="auto" w:fill="D9D9D9"/>
           </w:tcPr>
           <w:p>
@@ -2264,7 +2279,7 @@
         </w:tc>
         <w:tc>
           <w:tcPr>
-            <w:tcW w:type="dxa" w:w="3324"/>
+            <w:tcW w:type="dxa" w:w="4252"/>
             <w:shd w:val="clear" w:color="auto" w:fill="D9D9D9"/>
           </w:tcPr>
           <w:p>
@@ -2286,7 +2301,7 @@
       <w:tr>
         <w:tc>
           <w:tcPr>
-            <w:tcW w:type="dxa" w:w="3324"/>
+            <w:tcW w:type="dxa" w:w="680"/>
           </w:tcPr>
           <w:p>
             <w:pPr>
@@ -2305,7 +2320,7 @@
         </w:tc>
         <w:tc>
           <w:tcPr>
-            <w:tcW w:type="dxa" w:w="3324"/>
+            <w:tcW w:type="dxa" w:w="4536"/>
           </w:tcPr>
           <w:p>
             <w:pPr>
@@ -2324,7 +2339,7 @@
         </w:tc>
         <w:tc>
           <w:tcPr>
-            <w:tcW w:type="dxa" w:w="3324"/>
+            <w:tcW w:type="dxa" w:w="4252"/>
           </w:tcPr>
           <w:p>
             <w:pPr>
@@ -2344,7 +2359,7 @@
       <w:tr>
         <w:tc>
           <w:tcPr>
-            <w:tcW w:type="dxa" w:w="3324"/>
+            <w:tcW w:type="dxa" w:w="680"/>
           </w:tcPr>
           <w:p>
             <w:pPr>
@@ -2363,7 +2378,7 @@
         </w:tc>
         <w:tc>
           <w:tcPr>
-            <w:tcW w:type="dxa" w:w="3324"/>
+            <w:tcW w:type="dxa" w:w="4536"/>
           </w:tcPr>
           <w:p>
             <w:pPr>
@@ -2382,7 +2397,7 @@
         </w:tc>
         <w:tc>
           <w:tcPr>
-            <w:tcW w:type="dxa" w:w="3324"/>
+            <w:tcW w:type="dxa" w:w="4252"/>
           </w:tcPr>
           <w:p>
             <w:pPr>
@@ -2402,7 +2417,7 @@
       <w:tr>
         <w:tc>
           <w:tcPr>
-            <w:tcW w:type="dxa" w:w="3324"/>
+            <w:tcW w:type="dxa" w:w="680"/>
           </w:tcPr>
           <w:p>
             <w:pPr>
@@ -2421,7 +2436,7 @@
         </w:tc>
         <w:tc>
           <w:tcPr>
-            <w:tcW w:type="dxa" w:w="3324"/>
+            <w:tcW w:type="dxa" w:w="4536"/>
           </w:tcPr>
           <w:p>
             <w:pPr>
@@ -2440,7 +2455,7 @@
         </w:tc>
         <w:tc>
           <w:tcPr>
-            <w:tcW w:type="dxa" w:w="3324"/>
+            <w:tcW w:type="dxa" w:w="4252"/>
           </w:tcPr>
           <w:p>
             <w:pPr>
@@ -2460,7 +2475,7 @@
       <w:tr>
         <w:tc>
           <w:tcPr>
-            <w:tcW w:type="dxa" w:w="3324"/>
+            <w:tcW w:type="dxa" w:w="680"/>
           </w:tcPr>
           <w:p>
             <w:pPr>
@@ -2479,7 +2494,7 @@
         </w:tc>
         <w:tc>
           <w:tcPr>
-            <w:tcW w:type="dxa" w:w="3324"/>
+            <w:tcW w:type="dxa" w:w="4536"/>
           </w:tcPr>
           <w:p>
             <w:pPr>
@@ -2498,7 +2513,7 @@
         </w:tc>
         <w:tc>
           <w:tcPr>
-            <w:tcW w:type="dxa" w:w="3324"/>
+            <w:tcW w:type="dxa" w:w="4252"/>
           </w:tcPr>
           <w:p>
             <w:pPr>
@@ -2518,7 +2533,7 @@
       <w:tr>
         <w:tc>
           <w:tcPr>
-            <w:tcW w:type="dxa" w:w="3324"/>
+            <w:tcW w:type="dxa" w:w="680"/>
           </w:tcPr>
           <w:p>
             <w:pPr>
@@ -2537,7 +2552,7 @@
         </w:tc>
         <w:tc>
           <w:tcPr>
-            <w:tcW w:type="dxa" w:w="3324"/>
+            <w:tcW w:type="dxa" w:w="4536"/>
           </w:tcPr>
           <w:p>
             <w:pPr>
@@ -2556,7 +2571,7 @@
         </w:tc>
         <w:tc>
           <w:tcPr>
-            <w:tcW w:type="dxa" w:w="3324"/>
+            <w:tcW w:type="dxa" w:w="4252"/>
           </w:tcPr>
           <w:p>
             <w:pPr>
@@ -2576,7 +2591,7 @@
       <w:tr>
         <w:tc>
           <w:tcPr>
-            <w:tcW w:type="dxa" w:w="3324"/>
+            <w:tcW w:type="dxa" w:w="680"/>
           </w:tcPr>
           <w:p>
             <w:pPr>
@@ -2595,7 +2610,7 @@
         </w:tc>
         <w:tc>
           <w:tcPr>
-            <w:tcW w:type="dxa" w:w="3324"/>
+            <w:tcW w:type="dxa" w:w="4536"/>
           </w:tcPr>
           <w:p>
             <w:pPr>
@@ -2614,7 +2629,7 @@
         </w:tc>
         <w:tc>
           <w:tcPr>
-            <w:tcW w:type="dxa" w:w="3324"/>
+            <w:tcW w:type="dxa" w:w="4252"/>
           </w:tcPr>
           <w:p>
             <w:pPr>
@@ -2634,7 +2649,7 @@
       <w:tr>
         <w:tc>
           <w:tcPr>
-            <w:tcW w:type="dxa" w:w="3324"/>
+            <w:tcW w:type="dxa" w:w="680"/>
           </w:tcPr>
           <w:p>
             <w:pPr>
@@ -2653,7 +2668,7 @@
         </w:tc>
         <w:tc>
           <w:tcPr>
-            <w:tcW w:type="dxa" w:w="3324"/>
+            <w:tcW w:type="dxa" w:w="4536"/>
           </w:tcPr>
           <w:p>
             <w:pPr>
@@ -2672,7 +2687,7 @@
         </w:tc>
         <w:tc>
           <w:tcPr>
-            <w:tcW w:type="dxa" w:w="3324"/>
+            <w:tcW w:type="dxa" w:w="4252"/>
           </w:tcPr>
           <w:p>
             <w:pPr>
@@ -2692,7 +2707,7 @@
       <w:tr>
         <w:tc>
           <w:tcPr>
-            <w:tcW w:type="dxa" w:w="3324"/>
+            <w:tcW w:type="dxa" w:w="680"/>
           </w:tcPr>
           <w:p>
             <w:pPr>
@@ -2711,7 +2726,7 @@
         </w:tc>
         <w:tc>
           <w:tcPr>
-            <w:tcW w:type="dxa" w:w="3324"/>
+            <w:tcW w:type="dxa" w:w="4536"/>
           </w:tcPr>
           <w:p>
             <w:pPr>
@@ -2730,7 +2745,7 @@
         </w:tc>
         <w:tc>
           <w:tcPr>
-            <w:tcW w:type="dxa" w:w="3324"/>
+            <w:tcW w:type="dxa" w:w="4252"/>
           </w:tcPr>
           <w:p>
             <w:pPr>
@@ -2750,7 +2765,7 @@
       <w:tr>
         <w:tc>
           <w:tcPr>
-            <w:tcW w:type="dxa" w:w="3324"/>
+            <w:tcW w:type="dxa" w:w="680"/>
           </w:tcPr>
           <w:p>
             <w:pPr>
@@ -2769,7 +2784,7 @@
         </w:tc>
         <w:tc>
           <w:tcPr>
-            <w:tcW w:type="dxa" w:w="3324"/>
+            <w:tcW w:type="dxa" w:w="4536"/>
           </w:tcPr>
           <w:p>
             <w:pPr>
@@ -2788,7 +2803,7 @@
         </w:tc>
         <w:tc>
           <w:tcPr>
-            <w:tcW w:type="dxa" w:w="3324"/>
+            <w:tcW w:type="dxa" w:w="4252"/>
           </w:tcPr>
           <w:p>
             <w:pPr>
@@ -2808,7 +2823,7 @@
       <w:tr>
         <w:tc>
           <w:tcPr>
-            <w:tcW w:type="dxa" w:w="3324"/>
+            <w:tcW w:type="dxa" w:w="680"/>
           </w:tcPr>
           <w:p>
             <w:pPr>
@@ -2827,7 +2842,7 @@
         </w:tc>
         <w:tc>
           <w:tcPr>
-            <w:tcW w:type="dxa" w:w="3324"/>
+            <w:tcW w:type="dxa" w:w="4536"/>
           </w:tcPr>
           <w:p>
             <w:pPr>
@@ -2846,7 +2861,7 @@
         </w:tc>
         <w:tc>
           <w:tcPr>
-            <w:tcW w:type="dxa" w:w="3324"/>
+            <w:tcW w:type="dxa" w:w="4252"/>
           </w:tcPr>
           <w:p>
             <w:pPr>
@@ -2866,7 +2881,7 @@
       <w:tr>
         <w:tc>
           <w:tcPr>
-            <w:tcW w:type="dxa" w:w="3324"/>
+            <w:tcW w:type="dxa" w:w="680"/>
           </w:tcPr>
           <w:p>
             <w:pPr>
@@ -2885,7 +2900,7 @@
         </w:tc>
         <w:tc>
           <w:tcPr>
-            <w:tcW w:type="dxa" w:w="3324"/>
+            <w:tcW w:type="dxa" w:w="4536"/>
           </w:tcPr>
           <w:p>
             <w:pPr>
@@ -2904,7 +2919,7 @@
         </w:tc>
         <w:tc>
           <w:tcPr>
-            <w:tcW w:type="dxa" w:w="3324"/>
+            <w:tcW w:type="dxa" w:w="4252"/>
           </w:tcPr>
           <w:p>
             <w:pPr>
@@ -3274,6 +3289,7 @@
                 <w:i w:val="0"/>
                 <w:sz w:val="22"/>
               </w:rPr>
+              <w:t>rozwiązywanie zadań; Kryteria oceny; Laboratorium–dwa kolokwia; Skala ocen:; Poniżej 50% - ndst; Od 50% - dst; Od 60% - dst+; Od 70% - db; Od 80% - db+; Od 90% - bdb; Wykład– egzamin pisemny; Skala ocen:; Poniżej 50% - ndst; Od 50% - dst; Od 60% - dst+; Od 70% - db; Od 80% - db+; Od 90% - bdb; Przed podejściem do egzaminu student musi zaliczyć część ćwiczeniową.</w:t>
             </w:r>
           </w:p>
         </w:tc>
@@ -3332,6 +3348,7 @@
                 <w:i w:val="0"/>
                 <w:sz w:val="22"/>
               </w:rPr>
+              <w:t>rozwiązywanie zadań; Kryteria oceny; Laboratorium–dwa kolokwia; Skala ocen:; Poniżej 50% - ndst; Od 50% - dst; Od 60% - dst+; Od 70% - db; Od 80% - db+; Od 90% - bdb; Wykład– egzamin pisemny; Skala ocen:; Poniżej 50% - ndst; Od 50% - dst; Od 60% - dst+; Od 70% - db; Od 80% - db+; Od 90% - bdb; Przed podejściem do egzaminu student musi zaliczyć część ćwiczeniową.</w:t>
             </w:r>
           </w:p>
         </w:tc>
@@ -3495,6 +3512,7 @@
                 <w:i w:val="0"/>
                 <w:sz w:val="22"/>
               </w:rPr>
+              <w:t>rozwiązywanie zadań; Kryteria oceny; Laboratorium–dwa kolokwia; Skala ocen:; Poniżej 50% - ndst; Od 50% - dst; Od 60% - dst+; Od 70% - db; Od 80% - db+; Od 90% - bdb; Wykład– egzamin pisemny; Skala ocen:; Poniżej 50% - ndst; Od 50% - dst; Od 60% - dst+; Od 70% - db; Od 80% - db+; Od 90% - bdb; Przed podejściem do egzaminu student musi zaliczyć część ćwiczeniową.</w:t>
             </w:r>
           </w:p>
         </w:tc>
@@ -3552,6 +3570,7 @@
                 <w:i w:val="0"/>
                 <w:sz w:val="22"/>
               </w:rPr>
+              <w:t>rozwiązywanie zadań; Kryteria oceny; Laboratorium–dwa kolokwia; Skala ocen:; Poniżej 50% - ndst; Od 50% - dst; Od 60% - dst+; Od 70% - db; Od 80% - db+; Od 90% - bdb; Wykład– egzamin pisemny; Skala ocen:; Poniżej 50% - ndst; Od 50% - dst; Od 60% - dst+; Od 70% - db; Od 80% - db+; Od 90% - bdb; Przed podejściem do egzaminu student musi zaliczyć część ćwiczeniową.</w:t>
             </w:r>
           </w:p>
         </w:tc>
@@ -3714,6 +3733,7 @@
                 <w:i w:val="0"/>
                 <w:sz w:val="22"/>
               </w:rPr>
+              <w:t>rozwiązywanie zadań; Kryteria oceny; Laboratorium–dwa kolokwia; Skala ocen:; Poniżej 50% - ndst; Od 50% - dst; Od 60% - dst+; Od 70% - db; Od 80% - db+; Od 90% - bdb; Wykład– egzamin pisemny; Skala ocen:; Poniżej 50% - ndst; Od 50% - dst; Od 60% - dst+; Od 70% - db; Od 80% - db+; Od 90% - bdb; Przed podejściem do egzaminu student musi zaliczyć część ćwiczeniową.</w:t>
             </w:r>
           </w:p>
         </w:tc>
@@ -3771,6 +3791,7 @@
                 <w:i w:val="0"/>
                 <w:sz w:val="22"/>
               </w:rPr>
+              <w:t>rozwiązywanie zadań; Kryteria oceny; Laboratorium–dwa kolokwia; Skala ocen:; Poniżej 50% - ndst; Od 50% - dst; Od 60% - dst+; Od 70% - db; Od 80% - db+; Od 90% - bdb; Wykład– egzamin pisemny; Skala ocen:; Poniżej 50% - ndst; Od 50% - dst; Od 60% - dst+; Od 70% - db; Od 80% - db+; Od 90% - bdb; Przed podejściem do egzaminu student musi zaliczyć część ćwiczeniową.</w:t>
             </w:r>
           </w:p>
         </w:tc>
@@ -3876,62 +3897,6 @@
                 <w:sz w:val="16"/>
               </w:rPr>
               <w:t>Wyposażenie specjalistyczne konieczne do realizacji przedmiotu</w:t>
-            </w:r>
-          </w:p>
-        </w:tc>
-      </w:tr>
-      <w:tr>
-        <w:tc>
-          <w:tcPr>
-            <w:tcW w:type="dxa" w:w="3324"/>
-          </w:tcPr>
-          <w:p>
-            <w:pPr>
-              <w:spacing w:before="20" w:after="20"/>
-            </w:pPr>
-            <w:r>
-              <w:rPr>
-                <w:rFonts w:ascii="Aptos" w:hAnsi="Aptos"/>
-                <w:b w:val="0"/>
-                <w:i w:val="0"/>
-                <w:sz w:val="22"/>
-              </w:rPr>
-            </w:r>
-          </w:p>
-        </w:tc>
-        <w:tc>
-          <w:tcPr>
-            <w:tcW w:type="dxa" w:w="3324"/>
-          </w:tcPr>
-          <w:p>
-            <w:pPr>
-              <w:spacing w:before="20" w:after="20"/>
-            </w:pPr>
-            <w:r>
-              <w:rPr>
-                <w:rFonts w:ascii="Aptos" w:hAnsi="Aptos"/>
-                <w:b w:val="0"/>
-                <w:i w:val="0"/>
-                <w:sz w:val="22"/>
-              </w:rPr>
-            </w:r>
-          </w:p>
-        </w:tc>
-        <w:tc>
-          <w:tcPr>
-            <w:tcW w:type="dxa" w:w="3324"/>
-          </w:tcPr>
-          <w:p>
-            <w:pPr>
-              <w:spacing w:before="20" w:after="20"/>
-            </w:pPr>
-            <w:r>
-              <w:rPr>
-                <w:rFonts w:ascii="Aptos" w:hAnsi="Aptos"/>
-                <w:b w:val="0"/>
-                <w:i w:val="0"/>
-                <w:sz w:val="22"/>
-              </w:rPr>
             </w:r>
           </w:p>
         </w:tc>

--- a/public/assets/files/niestacjonarne/SAD.docx
+++ b/public/assets/files/niestacjonarne/SAD.docx
@@ -1156,6 +1156,7 @@
                 <w:i w:val="0"/>
                 <w:sz w:val="22"/>
               </w:rPr>
+              <w:t>Samodzielna analiza zbiorów danych statystycznych; ćwiczenia z narzędzi statystycznych (R, Python); przygotowanie do kolokwiów laboratoryjnych i egzaminu pisemnego.</w:t>
             </w:r>
           </w:p>
         </w:tc>
@@ -1266,7 +1267,71 @@
           <w:tcPr>
             <w:tcW w:type="dxa" w:w="9972"/>
           </w:tcPr>
-          <w:p/>
+          <w:p>
+            <w:pPr>
+              <w:spacing w:before="20" w:after="20"/>
+            </w:pPr>
+            <w:r>
+              <w:rPr>
+                <w:rFonts w:ascii="Aptos" w:hAnsi="Aptos"/>
+                <w:b/>
+                <w:sz w:val="22"/>
+              </w:rPr>
+              <w:t>Wykład:</w:t>
+            </w:r>
+          </w:p>
+          <w:p>
+            <w:pPr>
+              <w:spacing w:before="20" w:after="20"/>
+            </w:pPr>
+            <w:r>
+              <w:rPr>
+                <w:rFonts w:ascii="Aptos" w:hAnsi="Aptos"/>
+                <w:b w:val="0"/>
+                <w:sz w:val="22"/>
+              </w:rPr>
+              <w:t>• wykład z prezentacją multimedialną</w:t>
+            </w:r>
+          </w:p>
+          <w:p>
+            <w:pPr>
+              <w:spacing w:before="20" w:after="20"/>
+            </w:pPr>
+            <w:r>
+              <w:rPr>
+                <w:rFonts w:ascii="Aptos" w:hAnsi="Aptos"/>
+                <w:b/>
+                <w:sz w:val="22"/>
+              </w:rPr>
+              <w:t>Ćwiczenia / Laboratorium:</w:t>
+            </w:r>
+          </w:p>
+          <w:p>
+            <w:pPr>
+              <w:spacing w:before="20" w:after="20"/>
+            </w:pPr>
+            <w:r>
+              <w:rPr>
+                <w:rFonts w:ascii="Aptos" w:hAnsi="Aptos"/>
+                <w:b w:val="0"/>
+                <w:sz w:val="22"/>
+              </w:rPr>
+              <w:t>• rozwiązywanie zadań</w:t>
+            </w:r>
+          </w:p>
+          <w:p>
+            <w:pPr>
+              <w:spacing w:before="20" w:after="20"/>
+            </w:pPr>
+            <w:r>
+              <w:rPr>
+                <w:rFonts w:ascii="Aptos" w:hAnsi="Aptos"/>
+                <w:b w:val="0"/>
+                <w:sz w:val="22"/>
+              </w:rPr>
+              <w:t>• warsztaty</w:t>
+            </w:r>
+          </w:p>
         </w:tc>
       </w:tr>
     </w:tbl>
@@ -1517,223 +1582,7 @@
                 <w:rFonts w:ascii="Aptos" w:hAnsi="Aptos"/>
                 <w:sz w:val="22"/>
               </w:rPr>
-              <w:t>1. rozwiązywanie zadań</w:t>
-            </w:r>
-          </w:p>
-          <w:p>
-            <w:pPr>
-              <w:spacing w:before="20" w:after="20"/>
-            </w:pPr>
-            <w:r>
-              <w:rPr>
-                <w:rFonts w:ascii="Aptos" w:hAnsi="Aptos"/>
-                <w:sz w:val="22"/>
-              </w:rPr>
-              <w:t>2. Kryteria oceny</w:t>
-            </w:r>
-          </w:p>
-          <w:p>
-            <w:pPr>
-              <w:spacing w:before="20" w:after="20"/>
-            </w:pPr>
-            <w:r>
-              <w:rPr>
-                <w:rFonts w:ascii="Aptos" w:hAnsi="Aptos"/>
-                <w:sz w:val="22"/>
-              </w:rPr>
-              <w:t>3. Laboratorium–dwa kolokwia</w:t>
-            </w:r>
-          </w:p>
-          <w:p>
-            <w:pPr>
-              <w:spacing w:before="20" w:after="20"/>
-            </w:pPr>
-            <w:r>
-              <w:rPr>
-                <w:rFonts w:ascii="Aptos" w:hAnsi="Aptos"/>
-                <w:sz w:val="22"/>
-              </w:rPr>
-              <w:t>4. Skala ocen:</w:t>
-            </w:r>
-          </w:p>
-          <w:p>
-            <w:pPr>
-              <w:spacing w:before="20" w:after="20"/>
-            </w:pPr>
-            <w:r>
-              <w:rPr>
-                <w:rFonts w:ascii="Aptos" w:hAnsi="Aptos"/>
-                <w:sz w:val="22"/>
-              </w:rPr>
-              <w:t>5. Poniżej 50% - ndst</w:t>
-            </w:r>
-          </w:p>
-          <w:p>
-            <w:pPr>
-              <w:spacing w:before="20" w:after="20"/>
-            </w:pPr>
-            <w:r>
-              <w:rPr>
-                <w:rFonts w:ascii="Aptos" w:hAnsi="Aptos"/>
-                <w:sz w:val="22"/>
-              </w:rPr>
-              <w:t>6. Od 50% - dst</w:t>
-            </w:r>
-          </w:p>
-          <w:p>
-            <w:pPr>
-              <w:spacing w:before="20" w:after="20"/>
-            </w:pPr>
-            <w:r>
-              <w:rPr>
-                <w:rFonts w:ascii="Aptos" w:hAnsi="Aptos"/>
-                <w:sz w:val="22"/>
-              </w:rPr>
-              <w:t>7. Od 60% - dst+</w:t>
-            </w:r>
-          </w:p>
-          <w:p>
-            <w:pPr>
-              <w:spacing w:before="20" w:after="20"/>
-            </w:pPr>
-            <w:r>
-              <w:rPr>
-                <w:rFonts w:ascii="Aptos" w:hAnsi="Aptos"/>
-                <w:sz w:val="22"/>
-              </w:rPr>
-              <w:t>8. Od 70% - db</w:t>
-            </w:r>
-          </w:p>
-          <w:p>
-            <w:pPr>
-              <w:spacing w:before="20" w:after="20"/>
-            </w:pPr>
-            <w:r>
-              <w:rPr>
-                <w:rFonts w:ascii="Aptos" w:hAnsi="Aptos"/>
-                <w:sz w:val="22"/>
-              </w:rPr>
-              <w:t>9. Od 80% - db+</w:t>
-            </w:r>
-          </w:p>
-          <w:p>
-            <w:pPr>
-              <w:spacing w:before="20" w:after="20"/>
-            </w:pPr>
-            <w:r>
-              <w:rPr>
-                <w:rFonts w:ascii="Aptos" w:hAnsi="Aptos"/>
-                <w:sz w:val="22"/>
-              </w:rPr>
-              <w:t>10. Od 90% - bdb</w:t>
-            </w:r>
-          </w:p>
-          <w:p>
-            <w:pPr>
-              <w:spacing w:before="20" w:after="20"/>
-            </w:pPr>
-            <w:r>
-              <w:rPr>
-                <w:rFonts w:ascii="Aptos" w:hAnsi="Aptos"/>
-                <w:sz w:val="22"/>
-              </w:rPr>
-              <w:t>11. Wykład– egzamin pisemny</w:t>
-            </w:r>
-          </w:p>
-          <w:p>
-            <w:pPr>
-              <w:spacing w:before="20" w:after="20"/>
-            </w:pPr>
-            <w:r>
-              <w:rPr>
-                <w:rFonts w:ascii="Aptos" w:hAnsi="Aptos"/>
-                <w:sz w:val="22"/>
-              </w:rPr>
-              <w:t>12. Skala ocen:</w:t>
-            </w:r>
-          </w:p>
-          <w:p>
-            <w:pPr>
-              <w:spacing w:before="20" w:after="20"/>
-            </w:pPr>
-            <w:r>
-              <w:rPr>
-                <w:rFonts w:ascii="Aptos" w:hAnsi="Aptos"/>
-                <w:sz w:val="22"/>
-              </w:rPr>
-              <w:t>13. Poniżej 50% - ndst</w:t>
-            </w:r>
-          </w:p>
-          <w:p>
-            <w:pPr>
-              <w:spacing w:before="20" w:after="20"/>
-            </w:pPr>
-            <w:r>
-              <w:rPr>
-                <w:rFonts w:ascii="Aptos" w:hAnsi="Aptos"/>
-                <w:sz w:val="22"/>
-              </w:rPr>
-              <w:t>14. Od 50% - dst</w:t>
-            </w:r>
-          </w:p>
-          <w:p>
-            <w:pPr>
-              <w:spacing w:before="20" w:after="20"/>
-            </w:pPr>
-            <w:r>
-              <w:rPr>
-                <w:rFonts w:ascii="Aptos" w:hAnsi="Aptos"/>
-                <w:sz w:val="22"/>
-              </w:rPr>
-              <w:t>15. Od 60% - dst+</w:t>
-            </w:r>
-          </w:p>
-          <w:p>
-            <w:pPr>
-              <w:spacing w:before="20" w:after="20"/>
-            </w:pPr>
-            <w:r>
-              <w:rPr>
-                <w:rFonts w:ascii="Aptos" w:hAnsi="Aptos"/>
-                <w:sz w:val="22"/>
-              </w:rPr>
-              <w:t>16. Od 70% - db</w:t>
-            </w:r>
-          </w:p>
-          <w:p>
-            <w:pPr>
-              <w:spacing w:before="20" w:after="20"/>
-            </w:pPr>
-            <w:r>
-              <w:rPr>
-                <w:rFonts w:ascii="Aptos" w:hAnsi="Aptos"/>
-                <w:sz w:val="22"/>
-              </w:rPr>
-              <w:t>17. Od 80% - db+</w:t>
-            </w:r>
-          </w:p>
-          <w:p>
-            <w:pPr>
-              <w:spacing w:before="20" w:after="20"/>
-            </w:pPr>
-            <w:r>
-              <w:rPr>
-                <w:rFonts w:ascii="Aptos" w:hAnsi="Aptos"/>
-                <w:sz w:val="22"/>
-              </w:rPr>
-              <w:t>18. Od 90% - bdb</w:t>
-            </w:r>
-          </w:p>
-          <w:p>
-            <w:pPr>
-              <w:spacing w:before="20" w:after="20"/>
-            </w:pPr>
-            <w:r>
-              <w:rPr>
-                <w:rFonts w:ascii="Aptos" w:hAnsi="Aptos"/>
-                <w:sz w:val="22"/>
-              </w:rPr>
-              <w:t>19. Przed podejściem do egzaminu student musi zaliczyć część ćwiczeniową.</w:t>
+              <w:t>1. egzamin pisemny</w:t>
             </w:r>
           </w:p>
         </w:tc>
@@ -1750,223 +1599,7 @@
                 <w:rFonts w:ascii="Aptos" w:hAnsi="Aptos"/>
                 <w:sz w:val="22"/>
               </w:rPr>
-              <w:t>1. rozwiązywanie zadań</w:t>
-            </w:r>
-          </w:p>
-          <w:p>
-            <w:pPr>
-              <w:spacing w:before="20" w:after="20"/>
-            </w:pPr>
-            <w:r>
-              <w:rPr>
-                <w:rFonts w:ascii="Aptos" w:hAnsi="Aptos"/>
-                <w:sz w:val="22"/>
-              </w:rPr>
-              <w:t>2. Kryteria oceny</w:t>
-            </w:r>
-          </w:p>
-          <w:p>
-            <w:pPr>
-              <w:spacing w:before="20" w:after="20"/>
-            </w:pPr>
-            <w:r>
-              <w:rPr>
-                <w:rFonts w:ascii="Aptos" w:hAnsi="Aptos"/>
-                <w:sz w:val="22"/>
-              </w:rPr>
-              <w:t>3. Laboratorium–dwa kolokwia</w:t>
-            </w:r>
-          </w:p>
-          <w:p>
-            <w:pPr>
-              <w:spacing w:before="20" w:after="20"/>
-            </w:pPr>
-            <w:r>
-              <w:rPr>
-                <w:rFonts w:ascii="Aptos" w:hAnsi="Aptos"/>
-                <w:sz w:val="22"/>
-              </w:rPr>
-              <w:t>4. Skala ocen:</w:t>
-            </w:r>
-          </w:p>
-          <w:p>
-            <w:pPr>
-              <w:spacing w:before="20" w:after="20"/>
-            </w:pPr>
-            <w:r>
-              <w:rPr>
-                <w:rFonts w:ascii="Aptos" w:hAnsi="Aptos"/>
-                <w:sz w:val="22"/>
-              </w:rPr>
-              <w:t>5. Poniżej 50% - ndst</w:t>
-            </w:r>
-          </w:p>
-          <w:p>
-            <w:pPr>
-              <w:spacing w:before="20" w:after="20"/>
-            </w:pPr>
-            <w:r>
-              <w:rPr>
-                <w:rFonts w:ascii="Aptos" w:hAnsi="Aptos"/>
-                <w:sz w:val="22"/>
-              </w:rPr>
-              <w:t>6. Od 50% - dst</w:t>
-            </w:r>
-          </w:p>
-          <w:p>
-            <w:pPr>
-              <w:spacing w:before="20" w:after="20"/>
-            </w:pPr>
-            <w:r>
-              <w:rPr>
-                <w:rFonts w:ascii="Aptos" w:hAnsi="Aptos"/>
-                <w:sz w:val="22"/>
-              </w:rPr>
-              <w:t>7. Od 60% - dst+</w:t>
-            </w:r>
-          </w:p>
-          <w:p>
-            <w:pPr>
-              <w:spacing w:before="20" w:after="20"/>
-            </w:pPr>
-            <w:r>
-              <w:rPr>
-                <w:rFonts w:ascii="Aptos" w:hAnsi="Aptos"/>
-                <w:sz w:val="22"/>
-              </w:rPr>
-              <w:t>8. Od 70% - db</w:t>
-            </w:r>
-          </w:p>
-          <w:p>
-            <w:pPr>
-              <w:spacing w:before="20" w:after="20"/>
-            </w:pPr>
-            <w:r>
-              <w:rPr>
-                <w:rFonts w:ascii="Aptos" w:hAnsi="Aptos"/>
-                <w:sz w:val="22"/>
-              </w:rPr>
-              <w:t>9. Od 80% - db+</w:t>
-            </w:r>
-          </w:p>
-          <w:p>
-            <w:pPr>
-              <w:spacing w:before="20" w:after="20"/>
-            </w:pPr>
-            <w:r>
-              <w:rPr>
-                <w:rFonts w:ascii="Aptos" w:hAnsi="Aptos"/>
-                <w:sz w:val="22"/>
-              </w:rPr>
-              <w:t>10. Od 90% - bdb</w:t>
-            </w:r>
-          </w:p>
-          <w:p>
-            <w:pPr>
-              <w:spacing w:before="20" w:after="20"/>
-            </w:pPr>
-            <w:r>
-              <w:rPr>
-                <w:rFonts w:ascii="Aptos" w:hAnsi="Aptos"/>
-                <w:sz w:val="22"/>
-              </w:rPr>
-              <w:t>11. Wykład– egzamin pisemny</w:t>
-            </w:r>
-          </w:p>
-          <w:p>
-            <w:pPr>
-              <w:spacing w:before="20" w:after="20"/>
-            </w:pPr>
-            <w:r>
-              <w:rPr>
-                <w:rFonts w:ascii="Aptos" w:hAnsi="Aptos"/>
-                <w:sz w:val="22"/>
-              </w:rPr>
-              <w:t>12. Skala ocen:</w:t>
-            </w:r>
-          </w:p>
-          <w:p>
-            <w:pPr>
-              <w:spacing w:before="20" w:after="20"/>
-            </w:pPr>
-            <w:r>
-              <w:rPr>
-                <w:rFonts w:ascii="Aptos" w:hAnsi="Aptos"/>
-                <w:sz w:val="22"/>
-              </w:rPr>
-              <w:t>13. Poniżej 50% - ndst</w:t>
-            </w:r>
-          </w:p>
-          <w:p>
-            <w:pPr>
-              <w:spacing w:before="20" w:after="20"/>
-            </w:pPr>
-            <w:r>
-              <w:rPr>
-                <w:rFonts w:ascii="Aptos" w:hAnsi="Aptos"/>
-                <w:sz w:val="22"/>
-              </w:rPr>
-              <w:t>14. Od 50% - dst</w:t>
-            </w:r>
-          </w:p>
-          <w:p>
-            <w:pPr>
-              <w:spacing w:before="20" w:after="20"/>
-            </w:pPr>
-            <w:r>
-              <w:rPr>
-                <w:rFonts w:ascii="Aptos" w:hAnsi="Aptos"/>
-                <w:sz w:val="22"/>
-              </w:rPr>
-              <w:t>15. Od 60% - dst+</w:t>
-            </w:r>
-          </w:p>
-          <w:p>
-            <w:pPr>
-              <w:spacing w:before="20" w:after="20"/>
-            </w:pPr>
-            <w:r>
-              <w:rPr>
-                <w:rFonts w:ascii="Aptos" w:hAnsi="Aptos"/>
-                <w:sz w:val="22"/>
-              </w:rPr>
-              <w:t>16. Od 70% - db</w:t>
-            </w:r>
-          </w:p>
-          <w:p>
-            <w:pPr>
-              <w:spacing w:before="20" w:after="20"/>
-            </w:pPr>
-            <w:r>
-              <w:rPr>
-                <w:rFonts w:ascii="Aptos" w:hAnsi="Aptos"/>
-                <w:sz w:val="22"/>
-              </w:rPr>
-              <w:t>17. Od 80% - db+</w:t>
-            </w:r>
-          </w:p>
-          <w:p>
-            <w:pPr>
-              <w:spacing w:before="20" w:after="20"/>
-            </w:pPr>
-            <w:r>
-              <w:rPr>
-                <w:rFonts w:ascii="Aptos" w:hAnsi="Aptos"/>
-                <w:sz w:val="22"/>
-              </w:rPr>
-              <w:t>18. Od 90% - bdb</w:t>
-            </w:r>
-          </w:p>
-          <w:p>
-            <w:pPr>
-              <w:spacing w:before="20" w:after="20"/>
-            </w:pPr>
-            <w:r>
-              <w:rPr>
-                <w:rFonts w:ascii="Aptos" w:hAnsi="Aptos"/>
-                <w:sz w:val="22"/>
-              </w:rPr>
-              <w:t>19. Przed podejściem do egzaminu student musi zaliczyć część ćwiczeniową.</w:t>
+              <w:t>1. kolokwium</w:t>
             </w:r>
           </w:p>
         </w:tc>
@@ -3289,7 +2922,7 @@
                 <w:i w:val="0"/>
                 <w:sz w:val="22"/>
               </w:rPr>
-              <w:t>rozwiązywanie zadań; Kryteria oceny; Laboratorium–dwa kolokwia; Skala ocen:; Poniżej 50% - ndst; Od 50% - dst; Od 60% - dst+; Od 70% - db; Od 80% - db+; Od 90% - bdb; Wykład– egzamin pisemny; Skala ocen:; Poniżej 50% - ndst; Od 50% - dst; Od 60% - dst+; Od 70% - db; Od 80% - db+; Od 90% - bdb; Przed podejściem do egzaminu student musi zaliczyć część ćwiczeniową.</w:t>
+              <w:t>egzamin pisemny; kolokwium</w:t>
             </w:r>
           </w:p>
         </w:tc>
@@ -3348,7 +2981,7 @@
                 <w:i w:val="0"/>
                 <w:sz w:val="22"/>
               </w:rPr>
-              <w:t>rozwiązywanie zadań; Kryteria oceny; Laboratorium–dwa kolokwia; Skala ocen:; Poniżej 50% - ndst; Od 50% - dst; Od 60% - dst+; Od 70% - db; Od 80% - db+; Od 90% - bdb; Wykład– egzamin pisemny; Skala ocen:; Poniżej 50% - ndst; Od 50% - dst; Od 60% - dst+; Od 70% - db; Od 80% - db+; Od 90% - bdb; Przed podejściem do egzaminu student musi zaliczyć część ćwiczeniową.</w:t>
+              <w:t>egzamin pisemny; kolokwium</w:t>
             </w:r>
           </w:p>
         </w:tc>
@@ -3512,7 +3145,7 @@
                 <w:i w:val="0"/>
                 <w:sz w:val="22"/>
               </w:rPr>
-              <w:t>rozwiązywanie zadań; Kryteria oceny; Laboratorium–dwa kolokwia; Skala ocen:; Poniżej 50% - ndst; Od 50% - dst; Od 60% - dst+; Od 70% - db; Od 80% - db+; Od 90% - bdb; Wykład– egzamin pisemny; Skala ocen:; Poniżej 50% - ndst; Od 50% - dst; Od 60% - dst+; Od 70% - db; Od 80% - db+; Od 90% - bdb; Przed podejściem do egzaminu student musi zaliczyć część ćwiczeniową.</w:t>
+              <w:t>egzamin pisemny; kolokwium</w:t>
             </w:r>
           </w:p>
         </w:tc>
@@ -3570,7 +3203,7 @@
                 <w:i w:val="0"/>
                 <w:sz w:val="22"/>
               </w:rPr>
-              <w:t>rozwiązywanie zadań; Kryteria oceny; Laboratorium–dwa kolokwia; Skala ocen:; Poniżej 50% - ndst; Od 50% - dst; Od 60% - dst+; Od 70% - db; Od 80% - db+; Od 90% - bdb; Wykład– egzamin pisemny; Skala ocen:; Poniżej 50% - ndst; Od 50% - dst; Od 60% - dst+; Od 70% - db; Od 80% - db+; Od 90% - bdb; Przed podejściem do egzaminu student musi zaliczyć część ćwiczeniową.</w:t>
+              <w:t>egzamin pisemny; kolokwium</w:t>
             </w:r>
           </w:p>
         </w:tc>
@@ -3733,7 +3366,7 @@
                 <w:i w:val="0"/>
                 <w:sz w:val="22"/>
               </w:rPr>
-              <w:t>rozwiązywanie zadań; Kryteria oceny; Laboratorium–dwa kolokwia; Skala ocen:; Poniżej 50% - ndst; Od 50% - dst; Od 60% - dst+; Od 70% - db; Od 80% - db+; Od 90% - bdb; Wykład– egzamin pisemny; Skala ocen:; Poniżej 50% - ndst; Od 50% - dst; Od 60% - dst+; Od 70% - db; Od 80% - db+; Od 90% - bdb; Przed podejściem do egzaminu student musi zaliczyć część ćwiczeniową.</w:t>
+              <w:t>egzamin pisemny; kolokwium</w:t>
             </w:r>
           </w:p>
         </w:tc>
@@ -3791,7 +3424,7 @@
                 <w:i w:val="0"/>
                 <w:sz w:val="22"/>
               </w:rPr>
-              <w:t>rozwiązywanie zadań; Kryteria oceny; Laboratorium–dwa kolokwia; Skala ocen:; Poniżej 50% - ndst; Od 50% - dst; Od 60% - dst+; Od 70% - db; Od 80% - db+; Od 90% - bdb; Wykład– egzamin pisemny; Skala ocen:; Poniżej 50% - ndst; Od 50% - dst; Od 60% - dst+; Od 70% - db; Od 80% - db+; Od 90% - bdb; Przed podejściem do egzaminu student musi zaliczyć część ćwiczeniową.</w:t>
+              <w:t>egzamin pisemny; kolokwium</w:t>
             </w:r>
           </w:p>
         </w:tc>

--- a/public/assets/files/niestacjonarne/SAD.docx
+++ b/public/assets/files/niestacjonarne/SAD.docx
@@ -315,7 +315,7 @@
                 <w:i w:val="0"/>
                 <w:sz w:val="22"/>
               </w:rPr>
-              <w:t>5</w:t>
+              <w:t>4</w:t>
             </w:r>
           </w:p>
         </w:tc>
@@ -1093,7 +1093,7 @@
                 <w:i w:val="0"/>
                 <w:sz w:val="22"/>
               </w:rPr>
-              <w:t>93</w:t>
+              <w:t>88</w:t>
             </w:r>
           </w:p>
         </w:tc>
@@ -1113,7 +1113,7 @@
                 <w:i w:val="0"/>
                 <w:sz w:val="22"/>
               </w:rPr>
-              <w:t>3.7</w:t>
+              <w:t>3.5</w:t>
             </w:r>
           </w:p>
         </w:tc>

--- a/public/assets/files/niestacjonarne/SAD.docx
+++ b/public/assets/files/niestacjonarne/SAD.docx
@@ -1093,7 +1093,7 @@
                 <w:i w:val="0"/>
                 <w:sz w:val="22"/>
               </w:rPr>
-              <w:t>88</w:t>
+              <w:t>68</w:t>
             </w:r>
           </w:p>
         </w:tc>
@@ -1113,7 +1113,7 @@
                 <w:i w:val="0"/>
                 <w:sz w:val="22"/>
               </w:rPr>
-              <w:t>3.5</w:t>
+              <w:t>2.7</w:t>
             </w:r>
           </w:p>
         </w:tc>

--- a/public/assets/files/niestacjonarne/SAD.docx
+++ b/public/assets/files/niestacjonarne/SAD.docx
@@ -2884,7 +2884,7 @@
                 <w:i w:val="0"/>
                 <w:sz w:val="22"/>
               </w:rPr>
-              <w:t>K_W01</w:t>
+              <w:t>K_W12</w:t>
             </w:r>
           </w:p>
         </w:tc>
@@ -2922,7 +2922,7 @@
                 <w:i w:val="0"/>
                 <w:sz w:val="22"/>
               </w:rPr>
-              <w:t>egzamin pisemny; kolokwium</w:t>
+              <w:t>egzamin pisemny</w:t>
             </w:r>
           </w:p>
         </w:tc>
@@ -2981,7 +2981,7 @@
                 <w:i w:val="0"/>
                 <w:sz w:val="22"/>
               </w:rPr>
-              <w:t>egzamin pisemny; kolokwium</w:t>
+              <w:t>egzamin pisemny</w:t>
             </w:r>
           </w:p>
         </w:tc>
@@ -3145,7 +3145,7 @@
                 <w:i w:val="0"/>
                 <w:sz w:val="22"/>
               </w:rPr>
-              <w:t>egzamin pisemny; kolokwium</w:t>
+              <w:t>kolokwium</w:t>
             </w:r>
           </w:p>
         </w:tc>
@@ -3166,6 +3166,7 @@
                 <w:i w:val="0"/>
                 <w:sz w:val="22"/>
               </w:rPr>
+              <w:t>K_U07</w:t>
             </w:r>
           </w:p>
         </w:tc>
@@ -3203,7 +3204,7 @@
                 <w:i w:val="0"/>
                 <w:sz w:val="22"/>
               </w:rPr>
-              <w:t>egzamin pisemny; kolokwium</w:t>
+              <w:t>kolokwium</w:t>
             </w:r>
           </w:p>
         </w:tc>
@@ -3329,6 +3330,7 @@
                 <w:i w:val="0"/>
                 <w:sz w:val="22"/>
               </w:rPr>
+              <w:t>K_K01</w:t>
             </w:r>
           </w:p>
         </w:tc>
@@ -3366,7 +3368,7 @@
                 <w:i w:val="0"/>
                 <w:sz w:val="22"/>
               </w:rPr>
-              <w:t>egzamin pisemny; kolokwium</w:t>
+              <w:t>kolokwium</w:t>
             </w:r>
           </w:p>
         </w:tc>
@@ -3387,6 +3389,7 @@
                 <w:i w:val="0"/>
                 <w:sz w:val="22"/>
               </w:rPr>
+              <w:t>K_K03</w:t>
             </w:r>
           </w:p>
         </w:tc>
@@ -3424,7 +3427,7 @@
                 <w:i w:val="0"/>
                 <w:sz w:val="22"/>
               </w:rPr>
-              <w:t>egzamin pisemny; kolokwium</w:t>
+              <w:t>kolokwium</w:t>
             </w:r>
           </w:p>
         </w:tc>

--- a/public/assets/files/niestacjonarne/SAD.docx
+++ b/public/assets/files/niestacjonarne/SAD.docx
@@ -1843,14 +1843,13 @@
       </w:tblPr>
       <w:tblGrid>
         <w:gridCol w:w="680"/>
-        <w:gridCol w:w="4536"/>
-        <w:gridCol w:w="4252"/>
+        <w:gridCol w:w="8788"/>
       </w:tblGrid>
       <w:tr>
         <w:tc>
           <w:tcPr>
             <w:tcW w:type="dxa" w:w="9468"/>
-            <w:gridSpan w:val="3"/>
+            <w:gridSpan w:val="2"/>
             <w:shd w:val="clear" w:color="auto" w:fill="D9D9D9"/>
           </w:tcPr>
           <w:p>
@@ -1892,7 +1891,7 @@
         </w:tc>
         <w:tc>
           <w:tcPr>
-            <w:tcW w:type="dxa" w:w="4536"/>
+            <w:tcW w:type="dxa" w:w="8788"/>
             <w:shd w:val="clear" w:color="auto" w:fill="D9D9D9"/>
           </w:tcPr>
           <w:p>
@@ -1906,27 +1905,7 @@
                 <w:i w:val="0"/>
                 <w:sz w:val="16"/>
               </w:rPr>
-              <w:t>Wykład</w:t>
-            </w:r>
-          </w:p>
-        </w:tc>
-        <w:tc>
-          <w:tcPr>
-            <w:tcW w:type="dxa" w:w="4252"/>
-            <w:shd w:val="clear" w:color="auto" w:fill="D9D9D9"/>
-          </w:tcPr>
-          <w:p>
-            <w:pPr>
-              <w:spacing w:before="20" w:after="20"/>
-            </w:pPr>
-            <w:r>
-              <w:rPr>
-                <w:rFonts w:ascii="Aptos" w:hAnsi="Aptos"/>
-                <w:b/>
-                <w:i w:val="0"/>
-                <w:sz w:val="16"/>
-              </w:rPr>
-              <w:t>Ćwiczenia / Laboratorium / Pracownia</w:t>
+              <w:t>Treści programowe</w:t>
             </w:r>
           </w:p>
         </w:tc>
@@ -1953,7 +1932,7 @@
         </w:tc>
         <w:tc>
           <w:tcPr>
-            <w:tcW w:type="dxa" w:w="4536"/>
+            <w:tcW w:type="dxa" w:w="8788"/>
           </w:tcPr>
           <w:p>
             <w:pPr>
@@ -1967,24 +1946,6 @@
                 <w:sz w:val="22"/>
               </w:rPr>
               <w:t>Prawdopodobieństwo klasyczne i warunkowe. Niezależność zdarzeń. Prawdopodobieństwo całkowite. Wzór Bayesa. Niezawodność systemu.</w:t>
-            </w:r>
-          </w:p>
-        </w:tc>
-        <w:tc>
-          <w:tcPr>
-            <w:tcW w:type="dxa" w:w="4252"/>
-          </w:tcPr>
-          <w:p>
-            <w:pPr>
-              <w:spacing w:before="20" w:after="20"/>
-            </w:pPr>
-            <w:r>
-              <w:rPr>
-                <w:rFonts w:ascii="Aptos" w:hAnsi="Aptos"/>
-                <w:b w:val="0"/>
-                <w:i w:val="0"/>
-                <w:sz w:val="22"/>
-              </w:rPr>
             </w:r>
           </w:p>
         </w:tc>
@@ -2011,7 +1972,7 @@
         </w:tc>
         <w:tc>
           <w:tcPr>
-            <w:tcW w:type="dxa" w:w="4536"/>
+            <w:tcW w:type="dxa" w:w="8788"/>
           </w:tcPr>
           <w:p>
             <w:pPr>
@@ -2025,24 +1986,6 @@
                 <w:sz w:val="22"/>
               </w:rPr>
               <w:t>Zmienne losowe dyskretne, dystrybuanta, wartość oczekiwana i wariancja. Rozkłady dwumianowy, ujemny dwumianowy i Poissona.</w:t>
-            </w:r>
-          </w:p>
-        </w:tc>
-        <w:tc>
-          <w:tcPr>
-            <w:tcW w:type="dxa" w:w="4252"/>
-          </w:tcPr>
-          <w:p>
-            <w:pPr>
-              <w:spacing w:before="20" w:after="20"/>
-            </w:pPr>
-            <w:r>
-              <w:rPr>
-                <w:rFonts w:ascii="Aptos" w:hAnsi="Aptos"/>
-                <w:b w:val="0"/>
-                <w:i w:val="0"/>
-                <w:sz w:val="22"/>
-              </w:rPr>
             </w:r>
           </w:p>
         </w:tc>
@@ -2069,7 +2012,7 @@
         </w:tc>
         <w:tc>
           <w:tcPr>
-            <w:tcW w:type="dxa" w:w="4536"/>
+            <w:tcW w:type="dxa" w:w="8788"/>
           </w:tcPr>
           <w:p>
             <w:pPr>
@@ -2083,24 +2026,6 @@
                 <w:sz w:val="22"/>
               </w:rPr>
               <w:t>Zmienne losowe ciągłe, gęstość, dystrybuanta, wartość oczekiwana i wariancja. Rozkłady jednostajny, geometryczny, wykładniczy, gamma i normalny. Centralne twierdzenie graniczne.</w:t>
-            </w:r>
-          </w:p>
-        </w:tc>
-        <w:tc>
-          <w:tcPr>
-            <w:tcW w:type="dxa" w:w="4252"/>
-          </w:tcPr>
-          <w:p>
-            <w:pPr>
-              <w:spacing w:before="20" w:after="20"/>
-            </w:pPr>
-            <w:r>
-              <w:rPr>
-                <w:rFonts w:ascii="Aptos" w:hAnsi="Aptos"/>
-                <w:b w:val="0"/>
-                <w:i w:val="0"/>
-                <w:sz w:val="22"/>
-              </w:rPr>
             </w:r>
           </w:p>
         </w:tc>
@@ -2127,7 +2052,7 @@
         </w:tc>
         <w:tc>
           <w:tcPr>
-            <w:tcW w:type="dxa" w:w="4536"/>
+            <w:tcW w:type="dxa" w:w="8788"/>
           </w:tcPr>
           <w:p>
             <w:pPr>
@@ -2141,24 +2066,6 @@
                 <w:sz w:val="22"/>
               </w:rPr>
               <w:t>Zmienne losowe dwuwymiarowa. Rozkłady brzegowe. Niezależność zmiennych losowych.</w:t>
-            </w:r>
-          </w:p>
-        </w:tc>
-        <w:tc>
-          <w:tcPr>
-            <w:tcW w:type="dxa" w:w="4252"/>
-          </w:tcPr>
-          <w:p>
-            <w:pPr>
-              <w:spacing w:before="20" w:after="20"/>
-            </w:pPr>
-            <w:r>
-              <w:rPr>
-                <w:rFonts w:ascii="Aptos" w:hAnsi="Aptos"/>
-                <w:b w:val="0"/>
-                <w:i w:val="0"/>
-                <w:sz w:val="22"/>
-              </w:rPr>
             </w:r>
           </w:p>
         </w:tc>
@@ -2185,7 +2092,7 @@
         </w:tc>
         <w:tc>
           <w:tcPr>
-            <w:tcW w:type="dxa" w:w="4536"/>
+            <w:tcW w:type="dxa" w:w="8788"/>
           </w:tcPr>
           <w:p>
             <w:pPr>
@@ -2199,24 +2106,6 @@
                 <w:sz w:val="22"/>
               </w:rPr>
               <w:t>Zastosowania metody Monte Carlo.</w:t>
-            </w:r>
-          </w:p>
-        </w:tc>
-        <w:tc>
-          <w:tcPr>
-            <w:tcW w:type="dxa" w:w="4252"/>
-          </w:tcPr>
-          <w:p>
-            <w:pPr>
-              <w:spacing w:before="20" w:after="20"/>
-            </w:pPr>
-            <w:r>
-              <w:rPr>
-                <w:rFonts w:ascii="Aptos" w:hAnsi="Aptos"/>
-                <w:b w:val="0"/>
-                <w:i w:val="0"/>
-                <w:sz w:val="22"/>
-              </w:rPr>
             </w:r>
           </w:p>
         </w:tc>
@@ -2243,7 +2132,7 @@
         </w:tc>
         <w:tc>
           <w:tcPr>
-            <w:tcW w:type="dxa" w:w="4536"/>
+            <w:tcW w:type="dxa" w:w="8788"/>
           </w:tcPr>
           <w:p>
             <w:pPr>
@@ -2257,24 +2146,6 @@
                 <w:sz w:val="22"/>
               </w:rPr>
               <w:t>Elementy procesów stochastycznych. Łańcuchy Markowa.</w:t>
-            </w:r>
-          </w:p>
-        </w:tc>
-        <w:tc>
-          <w:tcPr>
-            <w:tcW w:type="dxa" w:w="4252"/>
-          </w:tcPr>
-          <w:p>
-            <w:pPr>
-              <w:spacing w:before="20" w:after="20"/>
-            </w:pPr>
-            <w:r>
-              <w:rPr>
-                <w:rFonts w:ascii="Aptos" w:hAnsi="Aptos"/>
-                <w:b w:val="0"/>
-                <w:i w:val="0"/>
-                <w:sz w:val="22"/>
-              </w:rPr>
             </w:r>
           </w:p>
         </w:tc>
@@ -2301,7 +2172,7 @@
         </w:tc>
         <w:tc>
           <w:tcPr>
-            <w:tcW w:type="dxa" w:w="4536"/>
+            <w:tcW w:type="dxa" w:w="8788"/>
           </w:tcPr>
           <w:p>
             <w:pPr>
@@ -2315,24 +2186,6 @@
                 <w:sz w:val="22"/>
               </w:rPr>
               <w:t>Elementy teorii kolejek.</w:t>
-            </w:r>
-          </w:p>
-        </w:tc>
-        <w:tc>
-          <w:tcPr>
-            <w:tcW w:type="dxa" w:w="4252"/>
-          </w:tcPr>
-          <w:p>
-            <w:pPr>
-              <w:spacing w:before="20" w:after="20"/>
-            </w:pPr>
-            <w:r>
-              <w:rPr>
-                <w:rFonts w:ascii="Aptos" w:hAnsi="Aptos"/>
-                <w:b w:val="0"/>
-                <w:i w:val="0"/>
-                <w:sz w:val="22"/>
-              </w:rPr>
             </w:r>
           </w:p>
         </w:tc>
@@ -2359,7 +2212,7 @@
         </w:tc>
         <w:tc>
           <w:tcPr>
-            <w:tcW w:type="dxa" w:w="4536"/>
+            <w:tcW w:type="dxa" w:w="8788"/>
           </w:tcPr>
           <w:p>
             <w:pPr>
@@ -2373,24 +2226,6 @@
                 <w:sz w:val="22"/>
               </w:rPr>
               <w:t>Statystyka opisowa.Miary położenia, rozproszenia, asymetrii, koncentracji.</w:t>
-            </w:r>
-          </w:p>
-        </w:tc>
-        <w:tc>
-          <w:tcPr>
-            <w:tcW w:type="dxa" w:w="4252"/>
-          </w:tcPr>
-          <w:p>
-            <w:pPr>
-              <w:spacing w:before="20" w:after="20"/>
-            </w:pPr>
-            <w:r>
-              <w:rPr>
-                <w:rFonts w:ascii="Aptos" w:hAnsi="Aptos"/>
-                <w:b w:val="0"/>
-                <w:i w:val="0"/>
-                <w:sz w:val="22"/>
-              </w:rPr>
             </w:r>
           </w:p>
         </w:tc>
@@ -2417,7 +2252,7 @@
         </w:tc>
         <w:tc>
           <w:tcPr>
-            <w:tcW w:type="dxa" w:w="4536"/>
+            <w:tcW w:type="dxa" w:w="8788"/>
           </w:tcPr>
           <w:p>
             <w:pPr>
@@ -2431,24 +2266,6 @@
                 <w:sz w:val="22"/>
               </w:rPr>
               <w:t>Estymacja punktowa i przedziałowa parametrów rozkładów.</w:t>
-            </w:r>
-          </w:p>
-        </w:tc>
-        <w:tc>
-          <w:tcPr>
-            <w:tcW w:type="dxa" w:w="4252"/>
-          </w:tcPr>
-          <w:p>
-            <w:pPr>
-              <w:spacing w:before="20" w:after="20"/>
-            </w:pPr>
-            <w:r>
-              <w:rPr>
-                <w:rFonts w:ascii="Aptos" w:hAnsi="Aptos"/>
-                <w:b w:val="0"/>
-                <w:i w:val="0"/>
-                <w:sz w:val="22"/>
-              </w:rPr>
             </w:r>
           </w:p>
         </w:tc>
@@ -2475,7 +2292,7 @@
         </w:tc>
         <w:tc>
           <w:tcPr>
-            <w:tcW w:type="dxa" w:w="4536"/>
+            <w:tcW w:type="dxa" w:w="8788"/>
           </w:tcPr>
           <w:p>
             <w:pPr>
@@ -2489,24 +2306,6 @@
                 <w:sz w:val="22"/>
               </w:rPr>
               <w:t>Testowanie hipotez statystycznych.</w:t>
-            </w:r>
-          </w:p>
-        </w:tc>
-        <w:tc>
-          <w:tcPr>
-            <w:tcW w:type="dxa" w:w="4252"/>
-          </w:tcPr>
-          <w:p>
-            <w:pPr>
-              <w:spacing w:before="20" w:after="20"/>
-            </w:pPr>
-            <w:r>
-              <w:rPr>
-                <w:rFonts w:ascii="Aptos" w:hAnsi="Aptos"/>
-                <w:b w:val="0"/>
-                <w:i w:val="0"/>
-                <w:sz w:val="22"/>
-              </w:rPr>
             </w:r>
           </w:p>
         </w:tc>
@@ -2533,7 +2332,7 @@
         </w:tc>
         <w:tc>
           <w:tcPr>
-            <w:tcW w:type="dxa" w:w="4536"/>
+            <w:tcW w:type="dxa" w:w="8788"/>
           </w:tcPr>
           <w:p>
             <w:pPr>
@@ -2547,24 +2346,6 @@
                 <w:sz w:val="22"/>
               </w:rPr>
               <w:t>Model regresji liniowej.</w:t>
-            </w:r>
-          </w:p>
-        </w:tc>
-        <w:tc>
-          <w:tcPr>
-            <w:tcW w:type="dxa" w:w="4252"/>
-          </w:tcPr>
-          <w:p>
-            <w:pPr>
-              <w:spacing w:before="20" w:after="20"/>
-            </w:pPr>
-            <w:r>
-              <w:rPr>
-                <w:rFonts w:ascii="Aptos" w:hAnsi="Aptos"/>
-                <w:b w:val="0"/>
-                <w:i w:val="0"/>
-                <w:sz w:val="22"/>
-              </w:rPr>
             </w:r>
           </w:p>
         </w:tc>
